--- a/инфобез/Сем2/ПР4/Задание 4 Реализация.docx
+++ b/инфобез/Сем2/ПР4/Задание 4 Реализация.docx
@@ -34,7 +34,12 @@
     </w:p>
     <w:p>
       <w:pPr>
-        <w:ind w:firstLine="709"/>
+        <w:pStyle w:val="a7"/>
+        <w:numPr>
+          <w:ilvl w:val="0"/>
+          <w:numId w:val="1"/>
+        </w:numPr>
+        <w:ind w:left="0" w:firstLine="0"/>
         <w:rPr>
           <w:rFonts w:eastAsiaTheme="minorEastAsia"/>
         </w:rPr>
@@ -63,31 +68,18 @@
         </w:rPr>
         <w:t>e</w:t>
       </w:r>
+      <w:r>
+        <w:rPr>
+          <w:rFonts w:eastAsiaTheme="minorEastAsia"/>
+        </w:rPr>
+        <w:t xml:space="preserve">   </w:t>
+      </w:r>
       <m:oMath>
         <m:r>
           <w:rPr>
             <w:rFonts w:ascii="Cambria Math" w:hAnsi="Cambria Math"/>
           </w:rPr>
-          <m:t xml:space="preserve"> </m:t>
-        </m:r>
-        <m:r>
-          <w:rPr>
-            <w:rFonts w:ascii="Cambria Math" w:hAnsi="Cambria Math"/>
-          </w:rPr>
-          <m:t xml:space="preserve"> </m:t>
-        </m:r>
-        <m:r>
-          <w:rPr>
-            <w:rFonts w:ascii="Cambria Math" w:hAnsi="Cambria Math"/>
-          </w:rPr>
           <m:t>(</m:t>
-        </m:r>
-        <m:r>
-          <w:rPr>
-            <w:rFonts w:ascii="Cambria Math" w:hAnsi="Cambria Math"/>
-            <w:lang w:val="en-US"/>
-          </w:rPr>
-          <m:t>y</m:t>
         </m:r>
         <m:sSup>
           <m:sSupPr>
@@ -95,7 +87,6 @@
               <w:rPr>
                 <w:rFonts w:ascii="Cambria Math" w:hAnsi="Cambria Math"/>
                 <w:i/>
-                <w:lang w:val="en-US"/>
               </w:rPr>
             </m:ctrlPr>
           </m:sSupPr>
@@ -103,19 +94,37 @@
             <m:r>
               <w:rPr>
                 <w:rFonts w:ascii="Cambria Math" w:hAnsi="Cambria Math"/>
-                <w:lang w:val="en-US"/>
               </w:rPr>
-              <m:t>e</m:t>
+              <m:t>y</m:t>
             </m:r>
           </m:e>
           <m:sup>
-            <m:r>
-              <w:rPr>
-                <w:rFonts w:ascii="Cambria Math" w:hAnsi="Cambria Math"/>
-                <w:lang w:val="en-US"/>
-              </w:rPr>
-              <m:t>t</m:t>
-            </m:r>
+            <m:sSup>
+              <m:sSupPr>
+                <m:ctrlPr>
+                  <w:rPr>
+                    <w:rFonts w:ascii="Cambria Math" w:hAnsi="Cambria Math"/>
+                    <w:i/>
+                  </w:rPr>
+                </m:ctrlPr>
+              </m:sSupPr>
+              <m:e>
+                <m:r>
+                  <w:rPr>
+                    <w:rFonts w:ascii="Cambria Math" w:hAnsi="Cambria Math"/>
+                  </w:rPr>
+                  <m:t>e</m:t>
+                </m:r>
+              </m:e>
+              <m:sup>
+                <m:r>
+                  <w:rPr>
+                    <w:rFonts w:ascii="Cambria Math" w:hAnsi="Cambria Math"/>
+                  </w:rPr>
+                  <m:t>t</m:t>
+                </m:r>
+              </m:sup>
+            </m:sSup>
           </m:sup>
         </m:sSup>
         <m:r>
@@ -176,13 +185,6 @@
           </w:rPr>
           <m:t>≡</m:t>
         </m:r>
-        <m:r>
-          <w:rPr>
-            <w:rFonts w:ascii="Cambria Math" w:hAnsi="Cambria Math"/>
-            <w:lang w:val="en-US"/>
-          </w:rPr>
-          <m:t>y</m:t>
-        </m:r>
         <m:sSup>
           <m:sSupPr>
             <m:ctrlPr>
@@ -199,17 +201,45 @@
                 <w:rFonts w:ascii="Cambria Math" w:hAnsi="Cambria Math"/>
                 <w:lang w:val="en-US"/>
               </w:rPr>
-              <m:t>e</m:t>
+              <m:t>y</m:t>
             </m:r>
           </m:e>
           <m:sup>
-            <m:r>
-              <w:rPr>
-                <w:rFonts w:ascii="Cambria Math" w:hAnsi="Cambria Math"/>
-                <w:lang w:val="en-US"/>
-              </w:rPr>
-              <m:t>t</m:t>
-            </m:r>
+            <m:sSup>
+              <m:sSupPr>
+                <m:ctrlPr>
+                  <w:rPr>
+                    <w:rFonts w:ascii="Cambria Math" w:hAnsi="Cambria Math"/>
+                    <w:i/>
+                    <w:lang w:val="en-US"/>
+                  </w:rPr>
+                </m:ctrlPr>
+              </m:sSupPr>
+              <m:e>
+                <m:r>
+                  <w:rPr>
+                    <w:rFonts w:ascii="Cambria Math" w:hAnsi="Cambria Math"/>
+                    <w:lang w:val="en-US"/>
+                  </w:rPr>
+                  <m:t>e</m:t>
+                </m:r>
+              </m:e>
+              <m:sup>
+                <m:r>
+                  <w:rPr>
+                    <w:rFonts w:ascii="Cambria Math" w:hAnsi="Cambria Math"/>
+                    <w:lang w:val="en-US"/>
+                  </w:rPr>
+                  <m:t>t</m:t>
+                </m:r>
+                <m:r>
+                  <w:rPr>
+                    <w:rFonts w:ascii="Cambria Math" w:hAnsi="Cambria Math"/>
+                  </w:rPr>
+                  <m:t>-1</m:t>
+                </m:r>
+              </m:sup>
+            </m:sSup>
           </m:sup>
         </m:sSup>
         <m:r>
@@ -248,7 +278,12 @@
     </w:p>
     <w:p>
       <w:pPr>
-        <w:ind w:firstLine="709"/>
+        <w:pStyle w:val="a7"/>
+        <w:numPr>
+          <w:ilvl w:val="0"/>
+          <w:numId w:val="1"/>
+        </w:numPr>
+        <w:ind w:left="0" w:firstLine="0"/>
         <w:rPr>
           <w:rFonts w:eastAsiaTheme="minorEastAsia"/>
         </w:rPr>
@@ -257,45 +292,7 @@
         <w:rPr>
           <w:rFonts w:eastAsiaTheme="minorEastAsia"/>
         </w:rPr>
-        <w:t xml:space="preserve">Реализовать </w:t>
-      </w:r>
-      <w:r>
-        <w:rPr>
-          <w:rFonts w:eastAsiaTheme="minorEastAsia"/>
-        </w:rPr>
-        <w:t>“</w:t>
-      </w:r>
-      <w:r>
-        <w:rPr>
-          <w:rFonts w:eastAsiaTheme="minorEastAsia"/>
-        </w:rPr>
-        <w:t>метод встречи посередине</w:t>
-      </w:r>
-      <w:r>
-        <w:rPr>
-          <w:rFonts w:eastAsiaTheme="minorEastAsia"/>
-        </w:rPr>
-        <w:t>”</w:t>
-      </w:r>
-      <w:r>
-        <w:rPr>
-          <w:rFonts w:eastAsiaTheme="minorEastAsia"/>
-        </w:rPr>
-        <w:t xml:space="preserve"> с использованием </w:t>
-      </w:r>
-      <w:proofErr w:type="spellStart"/>
-      <w:r>
-        <w:rPr>
-          <w:rFonts w:eastAsiaTheme="minorEastAsia"/>
-        </w:rPr>
-        <w:t>мультипликативности</w:t>
-      </w:r>
-      <w:proofErr w:type="spellEnd"/>
-      <w:r>
-        <w:rPr>
-          <w:rFonts w:eastAsiaTheme="minorEastAsia"/>
-        </w:rPr>
-        <w:t xml:space="preserve"> функции зашифрования </w:t>
+        <w:t xml:space="preserve">Реализовать “метод встречи посередине” с использованием мультипликативности функции зашифрования </w:t>
       </w:r>
       <w:r>
         <w:rPr>
@@ -304,6 +301,167 @@
         </w:rPr>
         <w:t>RSA</w:t>
       </w:r>
+    </w:p>
+    <w:p>
+      <w:pPr>
+        <w:pStyle w:val="a7"/>
+        <w:ind w:left="0"/>
+        <w:rPr>
+          <w:rFonts w:eastAsiaTheme="minorEastAsia"/>
+          <w:i/>
+          <w:lang w:val="en-US"/>
+        </w:rPr>
+      </w:pPr>
+      <m:oMathPara>
+        <m:oMath>
+          <m:sSup>
+            <m:sSupPr>
+              <m:ctrlPr>
+                <w:rPr>
+                  <w:rFonts w:ascii="Cambria Math" w:eastAsiaTheme="minorEastAsia" w:hAnsi="Cambria Math"/>
+                  <w:i/>
+                </w:rPr>
+              </m:ctrlPr>
+            </m:sSupPr>
+            <m:e>
+              <m:r>
+                <w:rPr>
+                  <w:rFonts w:ascii="Cambria Math" w:eastAsiaTheme="minorEastAsia" w:hAnsi="Cambria Math"/>
+                </w:rPr>
+                <m:t>x</m:t>
+              </m:r>
+            </m:e>
+            <m:sup>
+              <m:r>
+                <w:rPr>
+                  <w:rFonts w:ascii="Cambria Math" w:eastAsiaTheme="minorEastAsia" w:hAnsi="Cambria Math"/>
+                </w:rPr>
+                <m:t>e</m:t>
+              </m:r>
+            </m:sup>
+          </m:sSup>
+          <m:r>
+            <w:rPr>
+              <w:rFonts w:ascii="Cambria Math" w:eastAsiaTheme="minorEastAsia" w:hAnsi="Cambria Math"/>
+            </w:rPr>
+            <m:t>≡y</m:t>
+          </m:r>
+          <m:r>
+            <w:rPr>
+              <w:rFonts w:ascii="Cambria Math" w:eastAsiaTheme="minorEastAsia" w:hAnsi="Cambria Math"/>
+              <w:lang w:val="en-US"/>
+            </w:rPr>
+            <m:t xml:space="preserve"> mod N ⟺</m:t>
+          </m:r>
+          <m:sSup>
+            <m:sSupPr>
+              <m:ctrlPr>
+                <w:rPr>
+                  <w:rFonts w:ascii="Cambria Math" w:eastAsiaTheme="minorEastAsia" w:hAnsi="Cambria Math"/>
+                  <w:i/>
+                  <w:lang w:val="en-US"/>
+                </w:rPr>
+              </m:ctrlPr>
+            </m:sSupPr>
+            <m:e>
+              <m:d>
+                <m:dPr>
+                  <m:ctrlPr>
+                    <w:rPr>
+                      <w:rFonts w:ascii="Cambria Math" w:eastAsiaTheme="minorEastAsia" w:hAnsi="Cambria Math"/>
+                      <w:i/>
+                      <w:lang w:val="en-US"/>
+                    </w:rPr>
+                  </m:ctrlPr>
+                </m:dPr>
+                <m:e>
+                  <m:sSub>
+                    <m:sSubPr>
+                      <m:ctrlPr>
+                        <w:rPr>
+                          <w:rFonts w:ascii="Cambria Math" w:eastAsiaTheme="minorEastAsia" w:hAnsi="Cambria Math"/>
+                          <w:i/>
+                          <w:lang w:val="en-US"/>
+                        </w:rPr>
+                      </m:ctrlPr>
+                    </m:sSubPr>
+                    <m:e>
+                      <m:r>
+                        <w:rPr>
+                          <w:rFonts w:ascii="Cambria Math" w:eastAsiaTheme="minorEastAsia" w:hAnsi="Cambria Math"/>
+                          <w:lang w:val="en-US"/>
+                        </w:rPr>
+                        <m:t>x</m:t>
+                      </m:r>
+                    </m:e>
+                    <m:sub>
+                      <m:r>
+                        <w:rPr>
+                          <w:rFonts w:ascii="Cambria Math" w:eastAsiaTheme="minorEastAsia" w:hAnsi="Cambria Math"/>
+                          <w:lang w:val="en-US"/>
+                        </w:rPr>
+                        <m:t>1</m:t>
+                      </m:r>
+                    </m:sub>
+                  </m:sSub>
+                  <m:r>
+                    <w:rPr>
+                      <w:rFonts w:ascii="Cambria Math" w:eastAsiaTheme="minorEastAsia" w:hAnsi="Cambria Math"/>
+                      <w:lang w:val="en-US"/>
+                    </w:rPr>
+                    <m:t>,</m:t>
+                  </m:r>
+                  <m:sSub>
+                    <m:sSubPr>
+                      <m:ctrlPr>
+                        <w:rPr>
+                          <w:rFonts w:ascii="Cambria Math" w:eastAsiaTheme="minorEastAsia" w:hAnsi="Cambria Math"/>
+                          <w:i/>
+                          <w:lang w:val="en-US"/>
+                        </w:rPr>
+                      </m:ctrlPr>
+                    </m:sSubPr>
+                    <m:e>
+                      <m:r>
+                        <w:rPr>
+                          <w:rFonts w:ascii="Cambria Math" w:eastAsiaTheme="minorEastAsia" w:hAnsi="Cambria Math"/>
+                          <w:lang w:val="en-US"/>
+                        </w:rPr>
+                        <m:t>x</m:t>
+                      </m:r>
+                    </m:e>
+                    <m:sub>
+                      <m:r>
+                        <w:rPr>
+                          <w:rFonts w:ascii="Cambria Math" w:eastAsiaTheme="minorEastAsia" w:hAnsi="Cambria Math"/>
+                          <w:lang w:val="en-US"/>
+                        </w:rPr>
+                        <m:t>2</m:t>
+                      </m:r>
+                    </m:sub>
+                  </m:sSub>
+                </m:e>
+              </m:d>
+            </m:e>
+            <m:sup>
+              <m:r>
+                <w:rPr>
+                  <w:rFonts w:ascii="Cambria Math" w:eastAsiaTheme="minorEastAsia" w:hAnsi="Cambria Math"/>
+                  <w:lang w:val="en-US"/>
+                </w:rPr>
+                <m:t>e</m:t>
+              </m:r>
+            </m:sup>
+          </m:sSup>
+          <m:r>
+            <w:rPr>
+              <w:rFonts w:ascii="Cambria Math" w:eastAsiaTheme="minorEastAsia" w:hAnsi="Cambria Math"/>
+              <w:lang w:val="en-US"/>
+            </w:rPr>
+            <m:t>≡y mod N</m:t>
+          </m:r>
+        </m:oMath>
+      </m:oMathPara>
     </w:p>
     <w:p>
       <w:pPr>
@@ -324,16 +482,6 @@
         <w:t>(Параметры шифр системы генерировать случайным образом с учётом требований и ограничений для них)</w:t>
       </w:r>
     </w:p>
-    <w:p>
-      <w:pPr>
-        <w:ind w:firstLine="709"/>
-        <w:rPr>
-          <w:b/>
-          <w:bCs/>
-          <w:lang w:val="en-US"/>
-        </w:rPr>
-      </w:pPr>
-    </w:p>
     <w:sectPr>
       <w:pgSz w:w="11906" w:h="16838"/>
       <w:pgMar w:top="1134" w:right="850" w:bottom="1134" w:left="1701" w:header="708" w:footer="708" w:gutter="0"/>
@@ -342,6 +490,100 @@
     </w:sectPr>
   </w:body>
 </w:document>
+</file>
+
+<file path=word/numbering.xml><?xml version="1.0" encoding="utf-8"?>
+<w:numbering xmlns:wpc="http://schemas.microsoft.com/office/word/2010/wordprocessingCanvas" xmlns:cx="http://schemas.microsoft.com/office/drawing/2014/chartex" xmlns:cx1="http://schemas.microsoft.com/office/drawing/2015/9/8/chartex" xmlns:cx2="http://schemas.microsoft.com/office/drawing/2015/10/21/chartex" xmlns:cx3="http://schemas.microsoft.com/office/drawing/2016/5/9/chartex" xmlns:cx4="http://schemas.microsoft.com/office/drawing/2016/5/10/chartex" xmlns:cx5="http://schemas.microsoft.com/office/drawing/2016/5/11/chartex" xmlns:cx6="http://schemas.microsoft.com/office/drawing/2016/5/12/chartex" xmlns:cx7="http://schemas.microsoft.com/office/drawing/2016/5/13/chartex" xmlns:cx8="http://schemas.microsoft.com/office/drawing/2016/5/14/chartex" xmlns:mc="http://schemas.openxmlformats.org/markup-compatibility/2006" xmlns:aink="http://schemas.microsoft.com/office/drawing/2016/ink" xmlns:am3d="http://schemas.microsoft.com/office/drawing/2017/model3d" xmlns:o="urn:schemas-microsoft-com:office:office" xmlns:oel="http://schemas.microsoft.com/office/2019/extlst" xmlns:r="http://schemas.openxmlformats.org/officeDocument/2006/relationships" xmlns:m="http://schemas.openxmlformats.org/officeDocument/2006/math" xmlns:v="urn:schemas-microsoft-com:vml" xmlns:wp14="http://schemas.microsoft.com/office/word/2010/wordprocessingDrawing" xmlns:wp="http://schemas.openxmlformats.org/drawingml/2006/wordprocessingDrawing" xmlns:w10="urn:schemas-microsoft-com:office:word" xmlns:w="http://schemas.openxmlformats.org/wordprocessingml/2006/main" xmlns:w14="http://schemas.microsoft.com/office/word/2010/wordml" xmlns:w15="http://schemas.microsoft.com/office/word/2012/wordml" xmlns:w16cex="http://schemas.microsoft.com/office/word/2018/wordml/cex" xmlns:w16cid="http://schemas.microsoft.com/office/word/2016/wordml/cid" xmlns:w16="http://schemas.microsoft.com/office/word/2018/wordml" xmlns:w16du="http://schemas.microsoft.com/office/word/2023/wordml/word16du" xmlns:w16sdtdh="http://schemas.microsoft.com/office/word/2020/wordml/sdtdatahash" xmlns:w16sdtfl="http://schemas.microsoft.com/office/word/2024/wordml/sdtformatlock" xmlns:w16se="http://schemas.microsoft.com/office/word/2015/wordml/symex" xmlns:wpg="http://schemas.microsoft.com/office/word/2010/wordprocessingGroup" xmlns:wpi="http://schemas.microsoft.com/office/word/2010/wordprocessingInk" xmlns:wne="http://schemas.microsoft.com/office/word/2006/wordml" xmlns:wps="http://schemas.microsoft.com/office/word/2010/wordprocessingShape" mc:Ignorable="w14 w15 w16se w16cid w16 w16cex w16sdtdh w16sdtfl w16du wp14">
+  <w:abstractNum w:abstractNumId="0" w15:restartNumberingAfterBreak="0">
+    <w:nsid w:val="6B4867FA"/>
+    <w:multiLevelType w:val="hybridMultilevel"/>
+    <w:tmpl w:val="578CF736"/>
+    <w:lvl w:ilvl="0" w:tplc="0419000F">
+      <w:start w:val="1"/>
+      <w:numFmt w:val="decimal"/>
+      <w:lvlText w:val="%1."/>
+      <w:lvlJc w:val="left"/>
+      <w:pPr>
+        <w:ind w:left="1429" w:hanging="360"/>
+      </w:pPr>
+    </w:lvl>
+    <w:lvl w:ilvl="1" w:tplc="04190019" w:tentative="1">
+      <w:start w:val="1"/>
+      <w:numFmt w:val="lowerLetter"/>
+      <w:lvlText w:val="%2."/>
+      <w:lvlJc w:val="left"/>
+      <w:pPr>
+        <w:ind w:left="2149" w:hanging="360"/>
+      </w:pPr>
+    </w:lvl>
+    <w:lvl w:ilvl="2" w:tplc="0419001B" w:tentative="1">
+      <w:start w:val="1"/>
+      <w:numFmt w:val="lowerRoman"/>
+      <w:lvlText w:val="%3."/>
+      <w:lvlJc w:val="right"/>
+      <w:pPr>
+        <w:ind w:left="2869" w:hanging="180"/>
+      </w:pPr>
+    </w:lvl>
+    <w:lvl w:ilvl="3" w:tplc="0419000F" w:tentative="1">
+      <w:start w:val="1"/>
+      <w:numFmt w:val="decimal"/>
+      <w:lvlText w:val="%4."/>
+      <w:lvlJc w:val="left"/>
+      <w:pPr>
+        <w:ind w:left="3589" w:hanging="360"/>
+      </w:pPr>
+    </w:lvl>
+    <w:lvl w:ilvl="4" w:tplc="04190019" w:tentative="1">
+      <w:start w:val="1"/>
+      <w:numFmt w:val="lowerLetter"/>
+      <w:lvlText w:val="%5."/>
+      <w:lvlJc w:val="left"/>
+      <w:pPr>
+        <w:ind w:left="4309" w:hanging="360"/>
+      </w:pPr>
+    </w:lvl>
+    <w:lvl w:ilvl="5" w:tplc="0419001B" w:tentative="1">
+      <w:start w:val="1"/>
+      <w:numFmt w:val="lowerRoman"/>
+      <w:lvlText w:val="%6."/>
+      <w:lvlJc w:val="right"/>
+      <w:pPr>
+        <w:ind w:left="5029" w:hanging="180"/>
+      </w:pPr>
+    </w:lvl>
+    <w:lvl w:ilvl="6" w:tplc="0419000F" w:tentative="1">
+      <w:start w:val="1"/>
+      <w:numFmt w:val="decimal"/>
+      <w:lvlText w:val="%7."/>
+      <w:lvlJc w:val="left"/>
+      <w:pPr>
+        <w:ind w:left="5749" w:hanging="360"/>
+      </w:pPr>
+    </w:lvl>
+    <w:lvl w:ilvl="7" w:tplc="04190019" w:tentative="1">
+      <w:start w:val="1"/>
+      <w:numFmt w:val="lowerLetter"/>
+      <w:lvlText w:val="%8."/>
+      <w:lvlJc w:val="left"/>
+      <w:pPr>
+        <w:ind w:left="6469" w:hanging="360"/>
+      </w:pPr>
+    </w:lvl>
+    <w:lvl w:ilvl="8" w:tplc="0419001B" w:tentative="1">
+      <w:start w:val="1"/>
+      <w:numFmt w:val="lowerRoman"/>
+      <w:lvlText w:val="%9."/>
+      <w:lvlJc w:val="right"/>
+      <w:pPr>
+        <w:ind w:left="7189" w:hanging="180"/>
+      </w:pPr>
+    </w:lvl>
+  </w:abstractNum>
+  <w:num w:numId="1" w16cid:durableId="1248340446">
+    <w:abstractNumId w:val="0"/>
+  </w:num>
+</w:numbering>
 </file>
 
 <file path=word/styles.xml><?xml version="1.0" encoding="utf-8"?>

--- a/инфобез/Сем2/ПР4/Задание 4 Реализация.docx
+++ b/инфобез/Сем2/ПР4/Задание 4 Реализация.docx
@@ -292,7 +292,21 @@
         <w:rPr>
           <w:rFonts w:eastAsiaTheme="minorEastAsia"/>
         </w:rPr>
-        <w:t xml:space="preserve">Реализовать “метод встречи посередине” с использованием мультипликативности функции зашифрования </w:t>
+        <w:t xml:space="preserve">Реализовать “метод встречи посередине” с использованием </w:t>
+      </w:r>
+      <w:proofErr w:type="spellStart"/>
+      <w:r>
+        <w:rPr>
+          <w:rFonts w:eastAsiaTheme="minorEastAsia"/>
+        </w:rPr>
+        <w:t>мультипликативности</w:t>
+      </w:r>
+      <w:proofErr w:type="spellEnd"/>
+      <w:r>
+        <w:rPr>
+          <w:rFonts w:eastAsiaTheme="minorEastAsia"/>
+        </w:rPr>
+        <w:t xml:space="preserve"> функции зашифрования </w:t>
       </w:r>
       <w:r>
         <w:rPr>
@@ -309,7 +323,6 @@
         <w:rPr>
           <w:rFonts w:eastAsiaTheme="minorEastAsia"/>
           <w:i/>
-          <w:lang w:val="en-US"/>
         </w:rPr>
       </w:pPr>
       <m:oMathPara>
@@ -460,6 +473,139 @@
             </w:rPr>
             <m:t>≡y mod N</m:t>
           </m:r>
+          <m:r>
+            <w:rPr>
+              <w:rFonts w:ascii="Cambria Math" w:eastAsiaTheme="minorEastAsia" w:hAnsi="Cambria Math"/>
+              <w:lang w:val="en-US"/>
+            </w:rPr>
+            <m:t>⟺</m:t>
+          </m:r>
+          <m:sSubSup>
+            <m:sSubSupPr>
+              <m:ctrlPr>
+                <w:rPr>
+                  <w:rFonts w:ascii="Cambria Math" w:eastAsiaTheme="minorEastAsia" w:hAnsi="Cambria Math"/>
+                  <w:i/>
+                  <w:lang w:val="en-US"/>
+                </w:rPr>
+              </m:ctrlPr>
+            </m:sSubSupPr>
+            <m:e>
+              <m:r>
+                <w:rPr>
+                  <w:rFonts w:ascii="Cambria Math" w:eastAsiaTheme="minorEastAsia" w:hAnsi="Cambria Math"/>
+                  <w:lang w:val="en-US"/>
+                </w:rPr>
+                <m:t>x</m:t>
+              </m:r>
+            </m:e>
+            <m:sub>
+              <m:r>
+                <w:rPr>
+                  <w:rFonts w:ascii="Cambria Math" w:eastAsiaTheme="minorEastAsia" w:hAnsi="Cambria Math"/>
+                  <w:lang w:val="en-US"/>
+                </w:rPr>
+                <m:t>1</m:t>
+              </m:r>
+            </m:sub>
+            <m:sup>
+              <m:r>
+                <w:rPr>
+                  <w:rFonts w:ascii="Cambria Math" w:eastAsiaTheme="minorEastAsia" w:hAnsi="Cambria Math"/>
+                  <w:lang w:val="en-US"/>
+                </w:rPr>
+                <m:t>e</m:t>
+              </m:r>
+            </m:sup>
+          </m:sSubSup>
+          <m:r>
+            <w:rPr>
+              <w:rFonts w:ascii="Cambria Math" w:eastAsiaTheme="minorEastAsia" w:hAnsi="Cambria Math"/>
+              <w:lang w:val="en-US"/>
+            </w:rPr>
+            <m:t>*</m:t>
+          </m:r>
+          <m:sSup>
+            <m:sSupPr>
+              <m:ctrlPr>
+                <w:rPr>
+                  <w:rFonts w:ascii="Cambria Math" w:eastAsiaTheme="minorEastAsia" w:hAnsi="Cambria Math"/>
+                  <w:i/>
+                  <w:lang w:val="en-US"/>
+                </w:rPr>
+              </m:ctrlPr>
+            </m:sSupPr>
+            <m:e>
+              <m:r>
+                <w:rPr>
+                  <w:rFonts w:ascii="Cambria Math" w:eastAsiaTheme="minorEastAsia" w:hAnsi="Cambria Math"/>
+                  <w:lang w:val="en-US"/>
+                </w:rPr>
+                <m:t>y</m:t>
+              </m:r>
+            </m:e>
+            <m:sup>
+              <m:r>
+                <w:rPr>
+                  <w:rFonts w:ascii="Cambria Math" w:eastAsiaTheme="minorEastAsia" w:hAnsi="Cambria Math"/>
+                  <w:lang w:val="en-US"/>
+                </w:rPr>
+                <m:t>-1</m:t>
+              </m:r>
+            </m:sup>
+          </m:sSup>
+          <m:r>
+            <w:rPr>
+              <w:rFonts w:ascii="Cambria Math" w:eastAsiaTheme="minorEastAsia" w:hAnsi="Cambria Math"/>
+              <w:lang w:val="en-US"/>
+            </w:rPr>
+            <m:t>≡</m:t>
+          </m:r>
+          <m:sSubSup>
+            <m:sSubSupPr>
+              <m:ctrlPr>
+                <w:rPr>
+                  <w:rFonts w:ascii="Cambria Math" w:eastAsiaTheme="minorEastAsia" w:hAnsi="Cambria Math"/>
+                  <w:i/>
+                  <w:lang w:val="en-US"/>
+                </w:rPr>
+              </m:ctrlPr>
+            </m:sSubSupPr>
+            <m:e>
+              <m:r>
+                <w:rPr>
+                  <w:rFonts w:ascii="Cambria Math" w:eastAsiaTheme="minorEastAsia" w:hAnsi="Cambria Math"/>
+                  <w:lang w:val="en-US"/>
+                </w:rPr>
+                <m:t>x</m:t>
+              </m:r>
+            </m:e>
+            <m:sub>
+              <m:r>
+                <w:rPr>
+                  <w:rFonts w:ascii="Cambria Math" w:eastAsiaTheme="minorEastAsia" w:hAnsi="Cambria Math"/>
+                  <w:lang w:val="en-US"/>
+                </w:rPr>
+                <m:t>2</m:t>
+              </m:r>
+            </m:sub>
+            <m:sup>
+              <m:r>
+                <w:rPr>
+                  <w:rFonts w:ascii="Cambria Math" w:eastAsiaTheme="minorEastAsia" w:hAnsi="Cambria Math"/>
+                  <w:lang w:val="en-US"/>
+                </w:rPr>
+                <m:t>e</m:t>
+              </m:r>
+            </m:sup>
+          </m:sSubSup>
+          <m:r>
+            <w:rPr>
+              <w:rFonts w:ascii="Cambria Math" w:eastAsiaTheme="minorEastAsia" w:hAnsi="Cambria Math"/>
+              <w:lang w:val="en-US"/>
+            </w:rPr>
+            <m:t>mod N</m:t>
+          </m:r>
         </m:oMath>
       </m:oMathPara>
     </w:p>
@@ -470,7 +616,6 @@
           <w:rFonts w:eastAsiaTheme="minorEastAsia"/>
           <w:b/>
           <w:bCs/>
-          <w:lang w:val="en-US"/>
         </w:rPr>
       </w:pPr>
       <w:r>
